--- a/RescuAI_Project_Report.docx
+++ b/RescuAI_Project_Report.docx
@@ -111,11 +111,48 @@
       <w:pPr>
         <w:pStyle w:val="Heading1"/>
       </w:pPr>
-      <w:r>
-        <w:t>Index</w:t>
-      </w:r>
     </w:p>
     <w:p>
+      <w:pPr>
+        <w:pStyle w:val="Heading1"/>
+      </w:pPr>
+    </w:p>
+    <w:p>
+      <w:pPr>
+        <w:pStyle w:val="Heading1"/>
+      </w:pPr>
+    </w:p>
+    <w:p>
+      <w:pPr>
+        <w:pStyle w:val="Heading1"/>
+      </w:pPr>
+    </w:p>
+    <w:p>
+      <w:pPr>
+        <w:pStyle w:val="Heading1"/>
+      </w:pPr>
+    </w:p>
+    <w:p>
+      <w:pPr>
+        <w:spacing w:line="360" w:lineRule="auto"/>
+      </w:pPr>
+      <w:r>
+        <w:br w:type="page"/>
+      </w:r>
+    </w:p>
+    <w:p>
+      <w:pPr>
+        <w:pStyle w:val="Heading1"/>
+      </w:pPr>
+      <w:r>
+        <w:lastRenderedPageBreak/>
+        <w:t>Index</w:t>
+      </w:r>
+    </w:p>
+    <w:p>
+      <w:pPr>
+        <w:spacing w:line="360" w:lineRule="auto"/>
+      </w:pPr>
       <w:r>
         <w:t>1. Introduction</w:t>
       </w:r>
@@ -162,11 +199,6 @@
       <w:r>
         <w:br/>
         <w:t>12. References</w:t>
-      </w:r>
-    </w:p>
-    <w:p>
-      <w:r>
-        <w:br w:type="page"/>
       </w:r>
     </w:p>
     <w:p>
@@ -178,6 +210,69 @@
           <w:szCs w:val="32"/>
         </w:rPr>
       </w:pPr>
+    </w:p>
+    <w:p>
+      <w:pPr>
+        <w:pStyle w:val="Heading1"/>
+        <w:jc w:val="both"/>
+        <w:rPr>
+          <w:sz w:val="32"/>
+          <w:szCs w:val="32"/>
+        </w:rPr>
+      </w:pPr>
+    </w:p>
+    <w:p>
+      <w:pPr>
+        <w:pStyle w:val="Heading1"/>
+        <w:jc w:val="both"/>
+        <w:rPr>
+          <w:sz w:val="32"/>
+          <w:szCs w:val="32"/>
+        </w:rPr>
+      </w:pPr>
+    </w:p>
+    <w:p>
+      <w:pPr>
+        <w:pStyle w:val="Heading1"/>
+        <w:jc w:val="both"/>
+        <w:rPr>
+          <w:sz w:val="32"/>
+          <w:szCs w:val="32"/>
+        </w:rPr>
+      </w:pPr>
+    </w:p>
+    <w:p>
+      <w:pPr>
+        <w:pStyle w:val="Heading1"/>
+        <w:jc w:val="both"/>
+        <w:rPr>
+          <w:sz w:val="32"/>
+          <w:szCs w:val="32"/>
+        </w:rPr>
+      </w:pPr>
+    </w:p>
+    <w:p>
+      <w:pPr>
+        <w:pStyle w:val="Heading1"/>
+        <w:jc w:val="both"/>
+        <w:rPr>
+          <w:sz w:val="32"/>
+          <w:szCs w:val="32"/>
+        </w:rPr>
+      </w:pPr>
+    </w:p>
+    <w:p/>
+    <w:p/>
+    <w:p/>
+    <w:p>
+      <w:pPr>
+        <w:pStyle w:val="Heading1"/>
+        <w:jc w:val="both"/>
+        <w:rPr>
+          <w:sz w:val="32"/>
+          <w:szCs w:val="32"/>
+        </w:rPr>
+      </w:pPr>
       <w:r>
         <w:rPr>
           <w:sz w:val="32"/>
@@ -274,6 +369,34 @@
     </w:p>
     <w:p>
       <w:pPr>
+        <w:pStyle w:val="ListBullet"/>
+        <w:jc w:val="both"/>
+      </w:pPr>
+      <w:r>
+        <w:t xml:space="preserve">AI First-Aid Assistant: An intelligent chatbot providing immediate, life-saving medical guidance to citizens while they wait for rescue teams. · </w:t>
+      </w:r>
+    </w:p>
+    <w:p>
+      <w:pPr>
+        <w:pStyle w:val="ListBullet"/>
+        <w:jc w:val="both"/>
+      </w:pPr>
+      <w:r>
+        <w:t>Inventory &amp; Volunteer Management</w:t>
+      </w:r>
+      <w:r>
+        <w:rPr>
+          <w:b/>
+          <w:bCs/>
+        </w:rPr>
+        <w:t>:</w:t>
+      </w:r>
+      <w:r>
+        <w:t xml:space="preserve"> A robust dispatch module allowing responders to manually assign specific rescue teams (e.g., NDRF) and track relief resources directly from the dashboard.</w:t>
+      </w:r>
+    </w:p>
+    <w:p>
+      <w:pPr>
         <w:pStyle w:val="Heading1"/>
         <w:jc w:val="both"/>
         <w:rPr>
@@ -313,7 +436,11 @@
         <w:jc w:val="both"/>
       </w:pPr>
       <w:r>
-        <w:t>Justification for GenAI: A traditional rule-based system cannot understand the panic in a voice, deduce implicit context from a messy text message, or accurately filter out sophisticated spam. GenAI is uniquely suited to perform semantic analysis and entity extraction on unstructured, multimodal data.</w:t>
+        <w:t xml:space="preserve">Justification for GenAI: A traditional rule-based system cannot understand the panic in a voice, deduce implicit context from a messy text message, or accurately filter out </w:t>
+      </w:r>
+      <w:r>
+        <w:lastRenderedPageBreak/>
+        <w:t>sophisticated spam. GenAI is uniquely suited to perform semantic analysis and entity extraction on unstructured, multimodal data.</w:t>
       </w:r>
     </w:p>
     <w:p>
@@ -331,7 +458,6 @@
         <w:jc w:val="both"/>
       </w:pPr>
       <w:r>
-        <w:lastRenderedPageBreak/>
         <w:t>Expected outcome: Emergency responders are equipped with a clean, prioritized, and deduplicated dashboard of "Dispatch Cards," ensuring that life-threatening cases are addressed first and rescue vehicles are dispatched efficiently.</w:t>
       </w:r>
     </w:p>
@@ -354,11 +480,6 @@
     </w:p>
     <w:p>
       <w:pPr>
-        <w:jc w:val="both"/>
-      </w:pPr>
-    </w:p>
-    <w:p>
-      <w:pPr>
         <w:pStyle w:val="ListBullet"/>
         <w:jc w:val="both"/>
       </w:pPr>
@@ -421,8 +542,12 @@
     </w:p>
     <w:p>
       <w:pPr>
+        <w:pStyle w:val="ListBullet"/>
         <w:jc w:val="both"/>
       </w:pPr>
+      <w:r>
+        <w:t>Use cases covered: The application covers text and audio distress signal ingestion, spatial deduplication (500m radius using Haversine formula), severity scoring, and spam filtering. It does not cover the physical dispatching of vehicles or hardware IoT integrations.</w:t>
+      </w:r>
     </w:p>
     <w:p>
       <w:pPr>
@@ -430,7 +555,7 @@
         <w:jc w:val="both"/>
       </w:pPr>
       <w:r>
-        <w:t>Use cases covered: The application covers text and audio distress signal ingestion, spatial deduplication (500m radius using Haversine formula), severity scoring, and spam filtering. It does not cover the physical dispatching of vehicles or hardware IoT integrations.</w:t>
+        <w:t>Target users: Stranded citizens (end-users sending signals via public endpoints) and Emergency Responders/Dispatchers (accessing the secure dashboard).</w:t>
       </w:r>
     </w:p>
     <w:p>
@@ -439,7 +564,7 @@
         <w:jc w:val="both"/>
       </w:pPr>
       <w:r>
-        <w:t>Target users: Stranded citizens (end-users sending signals via public endpoints) and Emergency Responders/Dispatchers (accessing the secure dashboard).</w:t>
+        <w:t>GenAI-powered features: Sentiment/Urgency extraction, multimodal data parsing, automated dispatch card generation, and spam detection.</w:t>
       </w:r>
     </w:p>
     <w:p>
@@ -448,7 +573,7 @@
         <w:jc w:val="both"/>
       </w:pPr>
       <w:r>
-        <w:t>GenAI-powered features: Sentiment/Urgency extraction, multimodal data parsing, automated dispatch card generation, and spam detection.</w:t>
+        <w:t>Inputs/Outputs: The system accepts raw text strings, audio files, and optional GPS coordinates. It produces structured JSON metadata and prioritized lists.</w:t>
       </w:r>
     </w:p>
     <w:p>
@@ -457,31 +582,17 @@
         <w:jc w:val="both"/>
       </w:pPr>
       <w:r>
-        <w:t>Inputs/Outputs: The system accepts raw text strings, audio files, and optional GPS coordinates. It produces structured JSON metadata and prioritized lists.</w:t>
+        <w:t>Current limitations: Currently relies on a single AI provider (Google Gemini) requiring internet uptime, lacks an integrated graphical frontend (runs via Swagger UI/API clients), and processing speed is subject to API latency limits.</w:t>
       </w:r>
     </w:p>
     <w:p>
       <w:pPr>
-        <w:pStyle w:val="ListBullet"/>
-        <w:jc w:val="both"/>
-      </w:pPr>
-      <w:r>
-        <w:t>Current limitations: Currently relies on a single AI provider (Google Gemini) requiring internet uptime, lacks an integrated graphical frontend (runs via Swagger UI/API clients), and processing speed is subject to API latency limits.</w:t>
-      </w:r>
-    </w:p>
-    <w:p>
-      <w:pPr>
         <w:pStyle w:val="Heading1"/>
         <w:jc w:val="both"/>
       </w:pPr>
       <w:r>
         <w:t>5. Proposed System / Methodology</w:t>
       </w:r>
-    </w:p>
-    <w:p>
-      <w:pPr>
-        <w:jc w:val="both"/>
-      </w:pPr>
     </w:p>
     <w:p>
       <w:pPr>
@@ -578,16 +689,6 @@
           <w:szCs w:val="32"/>
         </w:rPr>
       </w:pPr>
-    </w:p>
-    <w:p>
-      <w:pPr>
-        <w:pStyle w:val="Heading1"/>
-        <w:jc w:val="both"/>
-        <w:rPr>
-          <w:sz w:val="32"/>
-          <w:szCs w:val="32"/>
-        </w:rPr>
-      </w:pPr>
       <w:r>
         <w:rPr>
           <w:sz w:val="32"/>
@@ -595,11 +696,6 @@
         </w:rPr>
         <w:t>6. System Architecture / Workflow</w:t>
       </w:r>
-    </w:p>
-    <w:p>
-      <w:pPr>
-        <w:jc w:val="both"/>
-      </w:pPr>
     </w:p>
     <w:p>
       <w:pPr>
@@ -716,7 +812,7 @@
         <w:pStyle w:val="ListBullet"/>
       </w:pPr>
       <w:r>
-        <w:t>Technologies and Tools: Python 3.10+, Uvicorn (ASGI server), SQLAlchemy 2.0 (ORM), Passlib/Bcrypt (Security).</w:t>
+        <w:t>Technologies and Tools: Python 3.10+, FastAPI, SQLAlchemy 2.0 (ORM), Uvicorn, React.js with Vite (Frontend framework), and Tailwind CSS (UI styling).</w:t>
       </w:r>
     </w:p>
     <w:p>
@@ -748,7 +844,15 @@
         <w:pStyle w:val="ListBullet"/>
       </w:pPr>
       <w:r>
-        <w:t>GenAI Integration: Integrated using the official Google Generative AI Python SDK. Authentication is handled via a secure API key stored in .env.</w:t>
+        <w:t xml:space="preserve">GenAI Integration: Integrated using the official Google Generative AI Python SDK. Authentication is handled via a secure API key stored </w:t>
+      </w:r>
+      <w:proofErr w:type="gramStart"/>
+      <w:r>
+        <w:t>in .env</w:t>
+      </w:r>
+      <w:proofErr w:type="gramEnd"/>
+      <w:r>
+        <w:t>.</w:t>
       </w:r>
     </w:p>
     <w:p>
@@ -756,6 +860,14 @@
         <w:pStyle w:val="ListBullet"/>
       </w:pPr>
       <w:r>
+        <w:t>To guarantee 100% operational uptime during natural disasters, a custom Offline NLP Engine (Regex-based parsing) was engineered as a robust fallback mechanism. It automatically intercepts requests and generates standard dispatch orders if the external AI API becomes unreachable.</w:t>
+      </w:r>
+    </w:p>
+    <w:p>
+      <w:pPr>
+        <w:pStyle w:val="ListBullet"/>
+      </w:pPr>
+      <w:r>
         <w:t>Prompt Construction &amp; Input Processing:</w:t>
       </w:r>
       <w:r>
@@ -764,7 +876,11 @@
       </w:r>
       <w:r>
         <w:br/>
-        <w:t>"You are an emergency triage AI. Analyze the distress signal and output STRICTLY in the requested JSON schema. Extract: urgency, location_details, medical_needs, and is_spam_or_fake flag."</w:t>
+        <w:t xml:space="preserve">"You are an emergency triage AI. Analyze the distress signal and output STRICTLY in the </w:t>
+      </w:r>
+      <w:r>
+        <w:lastRenderedPageBreak/>
+        <w:t>requested JSON schema. Extract: urgency, location_details, medical_needs, and is_spam_or_fake flag."</w:t>
       </w:r>
     </w:p>
     <w:p>
@@ -772,8 +888,20 @@
         <w:pStyle w:val="Heading1"/>
       </w:pPr>
       <w:r>
-        <w:lastRenderedPageBreak/>
         <w:t>8. User Interface / Application Screenshots</w:t>
+      </w:r>
+    </w:p>
+    <w:p/>
+    <w:p>
+      <w:r>
+        <w:rPr>
+          <w:b/>
+          <w:bCs/>
+        </w:rPr>
+        <w:t xml:space="preserve">· </w:t>
+      </w:r>
+      <w:r>
+        <w:t>User Interface Design: Implemented as a modern, responsive web application using React.js and Tailwind CSS. It features dual interfaces: a public "Citizen SOS Portal" for emergency submissions, and an authenticated "Responder Dashboard" equipped with a prioritized queue, manual dispatch dropdowns, and inventory management capabilities.</w:t>
       </w:r>
     </w:p>
     <w:p/>
@@ -825,6 +953,7 @@
         <w:rPr>
           <w:noProof/>
         </w:rPr>
+        <w:lastRenderedPageBreak/>
         <w:drawing>
           <wp:inline distT="0" distB="0" distL="0" distR="0" wp14:anchorId="6FCD4B92" wp14:editId="3353D93F">
             <wp:extent cx="6195060" cy="3535680"/>
@@ -867,7 +996,6 @@
         <w:rPr>
           <w:noProof/>
         </w:rPr>
-        <w:lastRenderedPageBreak/>
         <w:drawing>
           <wp:inline distT="0" distB="0" distL="0" distR="0" wp14:anchorId="2E2C5A79" wp14:editId="21002713">
             <wp:extent cx="6065520" cy="3032760"/>
@@ -912,6 +1040,7 @@
         <w:rPr>
           <w:noProof/>
         </w:rPr>
+        <w:lastRenderedPageBreak/>
         <w:drawing>
           <wp:inline distT="0" distB="0" distL="0" distR="0" wp14:anchorId="296D6FB1" wp14:editId="773CE523">
             <wp:extent cx="6172200" cy="3314700"/>
@@ -954,7 +1083,6 @@
         <w:rPr>
           <w:noProof/>
         </w:rPr>
-        <w:lastRenderedPageBreak/>
         <w:drawing>
           <wp:inline distT="0" distB="0" distL="0" distR="0" wp14:anchorId="3EC07A3D" wp14:editId="1BBFEEC2">
             <wp:extent cx="5684520" cy="2994660"/>
@@ -1001,6 +1129,7 @@
         <w:rPr>
           <w:noProof/>
         </w:rPr>
+        <w:lastRenderedPageBreak/>
         <w:drawing>
           <wp:inline distT="0" distB="0" distL="0" distR="0" wp14:anchorId="5D3D7436" wp14:editId="43356E6F">
             <wp:extent cx="5730240" cy="3390900"/>
@@ -1039,15 +1168,27 @@
       </w:r>
     </w:p>
     <w:p>
+      <w:pPr>
+        <w:tabs>
+          <w:tab w:val="left" w:pos="960"/>
+        </w:tabs>
+      </w:pPr>
       <w:r>
         <w:rPr>
           <w:noProof/>
         </w:rPr>
-        <w:lastRenderedPageBreak/>
         <w:drawing>
-          <wp:inline distT="0" distB="0" distL="0" distR="0" wp14:anchorId="4E1DBC6E" wp14:editId="5CFDEA65">
-            <wp:extent cx="4236720" cy="3651719"/>
+          <wp:anchor distT="0" distB="0" distL="114300" distR="114300" simplePos="0" relativeHeight="251658240" behindDoc="0" locked="0" layoutInCell="1" allowOverlap="1" wp14:anchorId="4E1DBC6E" wp14:editId="08F450B0">
+            <wp:simplePos x="1143000" y="4457700"/>
+            <wp:positionH relativeFrom="column">
+              <wp:align>left</wp:align>
+            </wp:positionH>
+            <wp:positionV relativeFrom="paragraph">
+              <wp:align>top</wp:align>
+            </wp:positionV>
+            <wp:extent cx="2994660" cy="3651250"/>
             <wp:effectExtent l="0" t="0" r="0" b="6350"/>
+            <wp:wrapSquare wrapText="bothSides"/>
             <wp:docPr id="1425422672" name="Picture 7"/>
             <wp:cNvGraphicFramePr>
               <a:graphicFrameLocks xmlns:a="http://schemas.openxmlformats.org/drawingml/2006/main" noChangeAspect="1"/>
@@ -1068,7 +1209,50 @@
                   <pic:spPr>
                     <a:xfrm>
                       <a:off x="0" y="0"/>
-                      <a:ext cx="4250997" cy="3664025"/>
+                      <a:ext cx="2994660" cy="3651250"/>
+                    </a:xfrm>
+                    <a:prstGeom prst="rect">
+                      <a:avLst/>
+                    </a:prstGeom>
+                  </pic:spPr>
+                </pic:pic>
+              </a:graphicData>
+            </a:graphic>
+          </wp:anchor>
+        </w:drawing>
+      </w:r>
+      <w:r>
+        <w:tab/>
+      </w:r>
+      <w:r>
+        <w:rPr>
+          <w:noProof/>
+        </w:rPr>
+        <w:drawing>
+          <wp:inline distT="0" distB="0" distL="0" distR="0" wp14:anchorId="7539CF99" wp14:editId="105D62B3">
+            <wp:extent cx="3048000" cy="3390900"/>
+            <wp:effectExtent l="0" t="0" r="0" b="0"/>
+            <wp:docPr id="1797002590" name="Picture 10"/>
+            <wp:cNvGraphicFramePr>
+              <a:graphicFrameLocks xmlns:a="http://schemas.openxmlformats.org/drawingml/2006/main" noChangeAspect="1"/>
+            </wp:cNvGraphicFramePr>
+            <a:graphic xmlns:a="http://schemas.openxmlformats.org/drawingml/2006/main">
+              <a:graphicData uri="http://schemas.openxmlformats.org/drawingml/2006/picture">
+                <pic:pic xmlns:pic="http://schemas.openxmlformats.org/drawingml/2006/picture">
+                  <pic:nvPicPr>
+                    <pic:cNvPr id="1317330880" name="Picture 1317330880"/>
+                    <pic:cNvPicPr/>
+                  </pic:nvPicPr>
+                  <pic:blipFill>
+                    <a:blip r:embed="rId16"/>
+                    <a:stretch>
+                      <a:fillRect/>
+                    </a:stretch>
+                  </pic:blipFill>
+                  <pic:spPr>
+                    <a:xfrm>
+                      <a:off x="0" y="0"/>
+                      <a:ext cx="3050090" cy="3393225"/>
                     </a:xfrm>
                     <a:prstGeom prst="rect">
                       <a:avLst/>
@@ -1081,12 +1265,18 @@
         </w:drawing>
       </w:r>
     </w:p>
+    <w:p>
+      <w:r>
+        <w:br w:type="textWrapping" w:clear="all"/>
+      </w:r>
+    </w:p>
     <w:p/>
     <w:p>
       <w:r>
         <w:rPr>
           <w:noProof/>
         </w:rPr>
+        <w:lastRenderedPageBreak/>
         <w:drawing>
           <wp:inline distT="0" distB="0" distL="0" distR="0" wp14:anchorId="5E65AF80" wp14:editId="7E0A9DBC">
             <wp:extent cx="5440680" cy="3337560"/>
@@ -1103,7 +1293,7 @@
                     <pic:cNvPicPr/>
                   </pic:nvPicPr>
                   <pic:blipFill>
-                    <a:blip r:embed="rId16"/>
+                    <a:blip r:embed="rId17"/>
                     <a:stretch>
                       <a:fillRect/>
                     </a:stretch>
@@ -1129,70 +1319,40 @@
         <w:rPr>
           <w:noProof/>
         </w:rPr>
-        <w:lastRenderedPageBreak/>
         <w:t xml:space="preserve">       </w:t>
+      </w:r>
+      <w:r>
+        <w:t xml:space="preserve">  </w:t>
+      </w:r>
+    </w:p>
+    <w:p/>
+    <w:p>
+      <w:r>
+        <w:rPr>
+          <w:noProof/>
+        </w:rPr>
+        <w:t xml:space="preserve">  </w:t>
+      </w:r>
+      <w:r>
+        <w:rPr>
+          <w:noProof/>
+        </w:rPr>
+        <w:t xml:space="preserve">                       </w:t>
+      </w:r>
+      <w:r>
+        <w:rPr>
+          <w:noProof/>
+        </w:rPr>
+        <w:t xml:space="preserve">    </w:t>
       </w:r>
       <w:r>
         <w:rPr>
           <w:noProof/>
         </w:rPr>
         <w:drawing>
-          <wp:inline distT="0" distB="0" distL="0" distR="0" wp14:anchorId="093CDEB3" wp14:editId="7C7CD4B2">
-            <wp:extent cx="4884420" cy="2743200"/>
-            <wp:effectExtent l="0" t="0" r="0" b="0"/>
-            <wp:docPr id="1317330880" name="Picture 10"/>
-            <wp:cNvGraphicFramePr>
-              <a:graphicFrameLocks xmlns:a="http://schemas.openxmlformats.org/drawingml/2006/main" noChangeAspect="1"/>
-            </wp:cNvGraphicFramePr>
-            <a:graphic xmlns:a="http://schemas.openxmlformats.org/drawingml/2006/main">
-              <a:graphicData uri="http://schemas.openxmlformats.org/drawingml/2006/picture">
-                <pic:pic xmlns:pic="http://schemas.openxmlformats.org/drawingml/2006/picture">
-                  <pic:nvPicPr>
-                    <pic:cNvPr id="1317330880" name="Picture 1317330880"/>
-                    <pic:cNvPicPr/>
-                  </pic:nvPicPr>
-                  <pic:blipFill>
-                    <a:blip r:embed="rId17"/>
-                    <a:stretch>
-                      <a:fillRect/>
-                    </a:stretch>
-                  </pic:blipFill>
-                  <pic:spPr>
-                    <a:xfrm>
-                      <a:off x="0" y="0"/>
-                      <a:ext cx="4887757" cy="2745074"/>
-                    </a:xfrm>
-                    <a:prstGeom prst="rect">
-                      <a:avLst/>
-                    </a:prstGeom>
-                  </pic:spPr>
-                </pic:pic>
-              </a:graphicData>
-            </a:graphic>
-          </wp:inline>
-        </w:drawing>
-      </w:r>
-      <w:r>
-        <w:t xml:space="preserve">  </w:t>
-      </w:r>
-    </w:p>
-    <w:p/>
-    <w:p/>
-    <w:p>
-      <w:r>
-        <w:rPr>
-          <w:noProof/>
-        </w:rPr>
-        <w:t xml:space="preserve">      </w:t>
-      </w:r>
-      <w:r>
-        <w:rPr>
-          <w:noProof/>
-        </w:rPr>
-        <w:drawing>
-          <wp:inline distT="0" distB="0" distL="0" distR="0" wp14:anchorId="0491075C" wp14:editId="19E3DAB7">
-            <wp:extent cx="4465320" cy="4553476"/>
-            <wp:effectExtent l="0" t="0" r="0" b="0"/>
+          <wp:inline distT="0" distB="0" distL="0" distR="0" wp14:anchorId="0491075C" wp14:editId="67798B51">
+            <wp:extent cx="3703320" cy="3749040"/>
+            <wp:effectExtent l="0" t="0" r="0" b="3810"/>
             <wp:docPr id="1641152160" name="Picture 11"/>
             <wp:cNvGraphicFramePr>
               <a:graphicFrameLocks xmlns:a="http://schemas.openxmlformats.org/drawingml/2006/main" noChangeAspect="1"/>
@@ -1213,7 +1373,7 @@
                   <pic:spPr>
                     <a:xfrm>
                       <a:off x="0" y="0"/>
-                      <a:ext cx="4473062" cy="4561371"/>
+                      <a:ext cx="3717706" cy="3763604"/>
                     </a:xfrm>
                     <a:prstGeom prst="rect">
                       <a:avLst/>
@@ -1317,6 +1477,15 @@
     </w:p>
     <w:p>
       <w:pPr>
+        <w:pStyle w:val="ListBullet"/>
+        <w:jc w:val="both"/>
+      </w:pPr>
+      <w:r>
+        <w:t>Current limitations: While the system includes a fully functional React.js frontend, processing speed is primarily subject to API latency limits. The system heavily utilizes Google Gemini for dynamic intelligence, though an offline custom Regex fallback engine ensures that basic dispatch operations continue smoothly even during complete internet outages.</w:t>
+      </w:r>
+    </w:p>
+    <w:p>
+      <w:pPr>
         <w:pStyle w:val="Heading1"/>
         <w:jc w:val="both"/>
       </w:pPr>
@@ -1366,6 +1535,7 @@
         <w:jc w:val="both"/>
       </w:pPr>
       <w:r>
+        <w:lastRenderedPageBreak/>
         <w:t>Key learning: Gained experience in building production-ready FastAPI applications, integrating multimodal Large Language Models, and implementing real-world spatial algorithms.</w:t>
       </w:r>
     </w:p>
@@ -1375,7 +1545,6 @@
         <w:jc w:val="both"/>
       </w:pPr>
       <w:r>
-        <w:lastRenderedPageBreak/>
         <w:t>11. Future Scope</w:t>
       </w:r>
     </w:p>
@@ -1478,21 +1647,42 @@
         <w:t xml:space="preserve"> </w:t>
       </w:r>
       <w:hyperlink r:id="rId20" w:history="1">
-        <w:proofErr w:type="spellStart"/>
         <w:r>
           <w:rPr>
             <w:rStyle w:val="Hyperlink"/>
             <w:lang w:val="en-IN"/>
           </w:rPr>
-          <w:t>FastAPI</w:t>
+          <w:t>FastAPI Official Documentation</w:t>
         </w:r>
-        <w:proofErr w:type="spellEnd"/>
+      </w:hyperlink>
+      <w:r>
+        <w:rPr>
+          <w:lang w:val="en-IN"/>
+        </w:rPr>
+        <w:t xml:space="preserve"> </w:t>
+      </w:r>
+    </w:p>
+    <w:p>
+      <w:pPr>
+        <w:pStyle w:val="ListBullet"/>
+        <w:jc w:val="both"/>
+        <w:rPr>
+          <w:lang w:val="en-IN"/>
+        </w:rPr>
+      </w:pPr>
+      <w:r>
+        <w:rPr>
+          <w:lang w:val="en-IN"/>
+        </w:rPr>
+        <w:t xml:space="preserve"> </w:t>
+      </w:r>
+      <w:hyperlink r:id="rId21" w:history="1">
         <w:r>
           <w:rPr>
             <w:rStyle w:val="Hyperlink"/>
             <w:lang w:val="en-IN"/>
           </w:rPr>
-          <w:t xml:space="preserve"> Official Documentation</w:t>
+          <w:t>SQLAlchemy 2.0 Documentation</w:t>
         </w:r>
       </w:hyperlink>
       <w:r>
@@ -1506,9 +1696,6 @@
       <w:pPr>
         <w:pStyle w:val="ListBullet"/>
         <w:jc w:val="both"/>
-        <w:rPr>
-          <w:lang w:val="en-IN"/>
-        </w:rPr>
       </w:pPr>
       <w:r>
         <w:rPr>
@@ -1516,58 +1703,13 @@
         </w:rPr>
         <w:t xml:space="preserve"> </w:t>
       </w:r>
-      <w:hyperlink r:id="rId21" w:history="1">
-        <w:proofErr w:type="spellStart"/>
+      <w:hyperlink r:id="rId22" w:history="1">
         <w:r>
           <w:rPr>
             <w:rStyle w:val="Hyperlink"/>
             <w:lang w:val="en-IN"/>
           </w:rPr>
-          <w:t>SQLAlchemy</w:t>
-        </w:r>
-        <w:proofErr w:type="spellEnd"/>
-        <w:r>
-          <w:rPr>
-            <w:rStyle w:val="Hyperlink"/>
-            <w:lang w:val="en-IN"/>
-          </w:rPr>
-          <w:t xml:space="preserve"> 2.0 Documentation</w:t>
-        </w:r>
-      </w:hyperlink>
-      <w:r>
-        <w:rPr>
-          <w:lang w:val="en-IN"/>
-        </w:rPr>
-        <w:t xml:space="preserve"> </w:t>
-      </w:r>
-    </w:p>
-    <w:p>
-      <w:pPr>
-        <w:pStyle w:val="ListBullet"/>
-        <w:jc w:val="both"/>
-      </w:pPr>
-      <w:r>
-        <w:rPr>
-          <w:lang w:val="en-IN"/>
-        </w:rPr>
-        <w:t xml:space="preserve"> </w:t>
-      </w:r>
-      <w:hyperlink r:id="rId22" w:history="1">
-        <w:proofErr w:type="spellStart"/>
-        <w:r>
-          <w:rPr>
-            <w:rStyle w:val="Hyperlink"/>
-            <w:lang w:val="en-IN"/>
-          </w:rPr>
-          <w:t>Pydantic</w:t>
-        </w:r>
-        <w:proofErr w:type="spellEnd"/>
-        <w:r>
-          <w:rPr>
-            <w:rStyle w:val="Hyperlink"/>
-            <w:lang w:val="en-IN"/>
-          </w:rPr>
-          <w:t xml:space="preserve"> v2 Documentation</w:t>
+          <w:t>Pydantic v2 Documentation</w:t>
         </w:r>
       </w:hyperlink>
     </w:p>
@@ -1592,13 +1734,22 @@
         <w:ind w:left="360" w:hanging="360"/>
         <w:jc w:val="both"/>
       </w:pPr>
-      <w:proofErr w:type="spellStart"/>
-      <w:r>
-        <w:t>Github</w:t>
-      </w:r>
-      <w:proofErr w:type="spellEnd"/>
-      <w:r>
-        <w:t xml:space="preserve"> repository</w:t>
+      <w:r>
+        <w:t xml:space="preserve">Github </w:t>
+      </w:r>
+      <w:r>
+        <w:t xml:space="preserve">repository: </w:t>
+      </w:r>
+      <w:hyperlink r:id="rId23" w:history="1">
+        <w:r>
+          <w:rPr>
+            <w:rStyle w:val="Hyperlink"/>
+          </w:rPr>
+          <w:t>https://github.com/Srushtidonga18/RescuAI</w:t>
+        </w:r>
+      </w:hyperlink>
+      <w:r>
+        <w:t xml:space="preserve"> </w:t>
       </w:r>
     </w:p>
     <w:p>
@@ -1838,7 +1989,7 @@
   <w:abstractNum w:abstractNumId="8" w15:restartNumberingAfterBreak="0">
     <w:nsid w:val="FFFFFF89"/>
     <w:multiLevelType w:val="singleLevel"/>
-    <w:tmpl w:val="099294B6"/>
+    <w:tmpl w:val="659A4924"/>
     <w:lvl w:ilvl="0">
       <w:start w:val="1"/>
       <w:numFmt w:val="bullet"/>
